--- a/แผนการจัดการเรียนรู้_FlowQuest_ป5.docx
+++ b/แผนการจัดการเรียนรู้_FlowQuest_ป5.docx
@@ -541,7 +541,7 @@
           <w:sz w:val="36"/>
           <w:szCs w:val="36"/>
         </w:rPr>
-        <w:t xml:space="preserve">สภาพปัญหาและแนวคิดในการริเริ่มพัฒนานวัตกรรม</w:t>
+        <w:t>สภาพปัญหาและแนวคิดในการริเริ่มพัฒนาระบบเกมมิฟิเคชันเพื่อการเรียนรู้ FlowQuest</w:t>
       </w:r>
     </w:p>
     <w:p>
@@ -587,7 +587,7 @@
           <w:sz w:val="32"/>
           <w:szCs w:val="32"/>
         </w:rPr>
-        <w:t xml:space="preserve"> การจัดการเรียนรู้เชิงรุก (Active Learning) โดยนำระบบเกมมิฟิเคชัน FlowQuest ซึ่งเป็นนวัตกรรมที่ครูพัฒนาขึ้น มาใช้แก้ปัญหาข้างต้น ด้วยการให้นักเรียนลาก–วางสัญลักษณ์และเชื่อมผังงานแบบ Interactive เห็นผลลัพธ์และข้อผิดพลาดได้ทันที (Auto Validation &amp; Instant Feedback) พร้อมระบบสะสมคะแนนเพื่อสร้างแรงจูงใจ และมี Dashboard ให้ครูวิเคราะห์พัฒนาการของผู้เรียนเป็นรายบุคคลแบบเรียลไทม์ อันเป็นการยกระดับผลลัพธ์การเรียนรู้ที่เกิดขึ้นกับผู้เรียนอย่างเป็นรูปธรรม</w:t>
+        <w:t xml:space="preserve"> การจัดการเรียนรู้เชิงรุก (Active Learning) โดยนำระบบเกมมิฟิเคชัน FlowQuest ซึ่งเป็นระบบที่ครูพัฒนาขึ้นเอง มาใช้แก้ปัญหาข้างต้น ด้วยการให้นักเรียนลาก–วางสัญลักษณ์และเชื่อมผังงานแบบ Interactive เห็นผลลัพธ์และข้อผิดพลาดได้ทันที (Auto Validation &amp; Instant Feedback) พร้อมระบบสะสมคะแนนเพื่อสร้างแรงจูงใจ และมี Dashboard ให้ครูวิเคราะห์พัฒนาการของผู้เรียนเป็นรายบุคคลแบบเรียลไทม์ อันเป็นการยกระดับผลลัพธ์การเรียนรู้ที่เกิดขึ้นกับผู้เรียนอย่างเป็นรูปธรรม</w:t>
       </w:r>
     </w:p>
     <w:p>
